--- a/Files/Jurnal_out/En-JOIN Template 2020.docx
+++ b/Files/Jurnal_out/En-JOIN Template 2020.docx
@@ -5,124 +5,150 @@
     <w:p>
       <w:pPr>
         <w:pStyle w:val="Title"/>
-      </w:pPr>
-      <w:r>
         <w:rPr>
           <w:sz w:val="32"/>
           <w:szCs w:val="32"/>
         </w:rPr>
-        <w:t xml:space="preserve">A </w:t>
-      </w:r>
+      </w:pPr>
+      <w:proofErr w:type="spellStart"/>
       <w:r>
         <w:rPr>
           <w:sz w:val="32"/>
           <w:szCs w:val="32"/>
         </w:rPr>
-        <w:t xml:space="preserve">title should be </w:t>
-      </w:r>
+        <w:t>Smart</w:t>
+      </w:r>
+      <w:proofErr w:type="spellEnd"/>
       <w:r>
         <w:rPr>
           <w:sz w:val="32"/>
           <w:szCs w:val="32"/>
-          <w:lang w:val="en-US"/>
-        </w:rPr>
-        <w:t>t</w:t>
-      </w:r>
+        </w:rPr>
+        <w:t xml:space="preserve"> Early </w:t>
+      </w:r>
+      <w:proofErr w:type="spellStart"/>
       <w:r>
         <w:rPr>
           <w:sz w:val="32"/>
           <w:szCs w:val="32"/>
         </w:rPr>
-        <w:t xml:space="preserve">he fewest possible words that </w:t>
-      </w:r>
-      <w:r>
-        <w:rPr>
-          <w:iCs/>
+        <w:t>Warning</w:t>
+      </w:r>
+      <w:proofErr w:type="spellEnd"/>
+      <w:r>
+        <w:rPr>
           <w:sz w:val="32"/>
           <w:szCs w:val="32"/>
         </w:rPr>
-        <w:t xml:space="preserve">accurately describe </w:t>
-      </w:r>
-      <w:r>
-        <w:rPr>
-          <w:iCs/>
+        <w:t xml:space="preserve"> System For</w:t>
+      </w:r>
+      <w:r>
+        <w:rPr>
           <w:sz w:val="32"/>
           <w:szCs w:val="32"/>
-          <w:lang w:val="en-US"/>
-        </w:rPr>
-        <w:t>t</w:t>
-      </w:r>
-      <w:r>
-        <w:rPr>
-          <w:iCs/>
+          <w:lang w:val="en-GB"/>
+        </w:rPr>
+        <w:t xml:space="preserve"> </w:t>
+      </w:r>
+      <w:proofErr w:type="spellStart"/>
+      <w:r>
+        <w:rPr>
           <w:sz w:val="32"/>
           <w:szCs w:val="32"/>
         </w:rPr>
-        <w:t xml:space="preserve">he content </w:t>
-      </w:r>
-      <w:r>
-        <w:rPr>
-          <w:iCs/>
+        <w:t>Motorcycle</w:t>
+      </w:r>
+      <w:proofErr w:type="spellEnd"/>
+      <w:r>
+        <w:rPr>
           <w:sz w:val="32"/>
           <w:szCs w:val="32"/>
-          <w:lang w:val="en-US"/>
-        </w:rPr>
-        <w:t>o</w:t>
-      </w:r>
-      <w:r>
-        <w:rPr>
-          <w:iCs/>
+          <w:lang w:val="en-GB"/>
+        </w:rPr>
+        <w:t xml:space="preserve"> </w:t>
+      </w:r>
+      <w:proofErr w:type="spellStart"/>
+      <w:r>
+        <w:rPr>
           <w:sz w:val="32"/>
           <w:szCs w:val="32"/>
         </w:rPr>
-        <w:t xml:space="preserve">f </w:t>
-      </w:r>
-      <w:r>
-        <w:rPr>
-          <w:iCs/>
+        <w:t>Safety</w:t>
+      </w:r>
+      <w:proofErr w:type="spellEnd"/>
+      <w:r>
+        <w:rPr>
           <w:sz w:val="32"/>
           <w:szCs w:val="32"/>
-          <w:lang w:val="en-US"/>
-        </w:rPr>
-        <w:t>t</w:t>
-      </w:r>
-      <w:r>
-        <w:rPr>
-          <w:iCs/>
+        </w:rPr>
+        <w:t xml:space="preserve"> </w:t>
+      </w:r>
+      <w:proofErr w:type="spellStart"/>
+      <w:r>
+        <w:rPr>
           <w:sz w:val="32"/>
           <w:szCs w:val="32"/>
         </w:rPr>
-        <w:t>he paper</w:t>
-      </w:r>
-      <w:r>
-        <w:rPr>
-          <w:iCs/>
+        <w:t>Based</w:t>
+      </w:r>
+      <w:proofErr w:type="spellEnd"/>
+      <w:r>
+        <w:rPr>
           <w:sz w:val="32"/>
           <w:szCs w:val="32"/>
-          <w:lang w:val="en-US"/>
+          <w:lang w:val="en-GB"/>
         </w:rPr>
         <w:t xml:space="preserve"> </w:t>
       </w:r>
-      <w:r>
-        <w:t>(</w:t>
-      </w:r>
-      <w:r>
-        <w:t xml:space="preserve">Times New Roman, </w:t>
-      </w:r>
-      <w:r>
-        <w:t>Center, Bold, 16</w:t>
-      </w:r>
       <w:proofErr w:type="spellStart"/>
       <w:r>
         <w:rPr>
-          <w:lang w:val="en-US"/>
-        </w:rPr>
-        <w:t>pt</w:t>
+          <w:sz w:val="32"/>
+          <w:szCs w:val="32"/>
+        </w:rPr>
+        <w:t>Xtensa</w:t>
       </w:r>
       <w:proofErr w:type="spellEnd"/>
       <w:r>
-        <w:t>)</w:t>
-      </w:r>
+        <w:rPr>
+          <w:sz w:val="32"/>
+          <w:szCs w:val="32"/>
+          <w:lang w:val="en-GB"/>
+        </w:rPr>
+        <w:t xml:space="preserve"> L</w:t>
+      </w:r>
+      <w:r>
+        <w:rPr>
+          <w:sz w:val="32"/>
+          <w:szCs w:val="32"/>
+          <w:lang w:val="en-GB"/>
+        </w:rPr>
+        <w:t>X</w:t>
+      </w:r>
+      <w:r>
+        <w:rPr>
+          <w:sz w:val="32"/>
+          <w:szCs w:val="32"/>
+          <w:lang w:val="en-GB"/>
+        </w:rPr>
+        <w:t>6</w:t>
+      </w:r>
+      <w:r>
+        <w:rPr>
+          <w:sz w:val="32"/>
+          <w:szCs w:val="32"/>
+        </w:rPr>
+        <w:t xml:space="preserve"> </w:t>
+      </w:r>
+      <w:proofErr w:type="spellStart"/>
+      <w:r>
+        <w:rPr>
+          <w:sz w:val="32"/>
+          <w:szCs w:val="32"/>
+        </w:rPr>
+        <w:t>Processor</w:t>
+      </w:r>
+      <w:proofErr w:type="spellEnd"/>
     </w:p>
     <w:p>
       <w:pPr>
@@ -145,24 +171,9 @@
         <w:rPr>
           <w:b/>
           <w:bCs/>
-          <w:lang w:val="id-ID"/>
-        </w:rPr>
-        <w:t>First Aut</w:t>
-      </w:r>
-      <w:r>
-        <w:rPr>
-          <w:b/>
-          <w:bCs/>
-        </w:rPr>
-        <w:t>h</w:t>
-      </w:r>
-      <w:r>
-        <w:rPr>
-          <w:b/>
-          <w:bCs/>
-          <w:lang w:val="id-ID"/>
-        </w:rPr>
-        <w:t>or</w:t>
+          <w:lang w:val="en-GB"/>
+        </w:rPr>
+        <w:t>Kelvin Anggara</w:t>
       </w:r>
       <w:r>
         <w:rPr>
@@ -188,45 +199,6 @@
         </w:rPr>
         <w:t>2</w:t>
       </w:r>
-      <w:r>
-        <w:rPr>
-          <w:b/>
-          <w:bCs/>
-          <w:lang w:val="id-ID"/>
-        </w:rPr>
-        <w:t>, Third Author</w:t>
-      </w:r>
-      <w:r>
-        <w:rPr>
-          <w:b/>
-          <w:bCs/>
-          <w:vertAlign w:val="superscript"/>
-        </w:rPr>
-        <w:t>3</w:t>
-      </w:r>
-      <w:r>
-        <w:rPr>
-          <w:b/>
-          <w:bCs/>
-        </w:rPr>
-        <w:t xml:space="preserve"> (10 </w:t>
-      </w:r>
-      <w:proofErr w:type="spellStart"/>
-      <w:r>
-        <w:rPr>
-          <w:b/>
-          <w:bCs/>
-        </w:rPr>
-        <w:t>pt</w:t>
-      </w:r>
-      <w:proofErr w:type="spellEnd"/>
-      <w:r>
-        <w:rPr>
-          <w:b/>
-          <w:bCs/>
-        </w:rPr>
-        <w:t>)</w:t>
-      </w:r>
     </w:p>
     <w:p>
       <w:pPr>
@@ -242,37 +214,37 @@
           <w:szCs w:val="18"/>
           <w:vertAlign w:val="superscript"/>
         </w:rPr>
-        <w:t>1,</w:t>
+        <w:t>1</w:t>
       </w:r>
       <w:r>
         <w:rPr>
           <w:sz w:val="18"/>
           <w:szCs w:val="18"/>
-          <w:vertAlign w:val="superscript"/>
-        </w:rPr>
-        <w:t>3</w:t>
+        </w:rPr>
+        <w:t>Depart</w:t>
       </w:r>
       <w:r>
         <w:rPr>
           <w:sz w:val="18"/>
           <w:szCs w:val="18"/>
         </w:rPr>
-        <w:t>Depart</w:t>
-      </w:r>
+        <w:t xml:space="preserve">ment of </w:t>
+      </w:r>
+      <w:proofErr w:type="spellStart"/>
       <w:r>
         <w:rPr>
           <w:sz w:val="18"/>
           <w:szCs w:val="18"/>
         </w:rPr>
-        <w:t xml:space="preserve">ment of </w:t>
-      </w:r>
+        <w:t>Sains</w:t>
+      </w:r>
+      <w:proofErr w:type="spellEnd"/>
       <w:r>
         <w:rPr>
           <w:sz w:val="18"/>
           <w:szCs w:val="18"/>
-          <w:lang w:val="id-ID"/>
-        </w:rPr>
-        <w:t>Informatics</w:t>
+        </w:rPr>
+        <w:t xml:space="preserve"> and Technology</w:t>
       </w:r>
       <w:r>
         <w:rPr>
@@ -294,12 +266,48 @@
           <w:szCs w:val="18"/>
           <w:lang w:val="id-ID"/>
         </w:rPr>
-        <w:t>UIN Sunan Gunung Djati Bandung</w:t>
-      </w:r>
+        <w:t>UIN S</w:t>
+      </w:r>
+      <w:proofErr w:type="spellStart"/>
       <w:r>
         <w:rPr>
           <w:sz w:val="18"/>
           <w:szCs w:val="18"/>
+          <w:lang w:val="en-GB"/>
+        </w:rPr>
+        <w:t>ultan</w:t>
+      </w:r>
+      <w:proofErr w:type="spellEnd"/>
+      <w:r>
+        <w:rPr>
+          <w:sz w:val="18"/>
+          <w:szCs w:val="18"/>
+          <w:lang w:val="en-GB"/>
+        </w:rPr>
+        <w:t xml:space="preserve"> </w:t>
+      </w:r>
+      <w:proofErr w:type="spellStart"/>
+      <w:r>
+        <w:rPr>
+          <w:sz w:val="18"/>
+          <w:szCs w:val="18"/>
+          <w:lang w:val="en-GB"/>
+        </w:rPr>
+        <w:t>Syarif</w:t>
+      </w:r>
+      <w:proofErr w:type="spellEnd"/>
+      <w:r>
+        <w:rPr>
+          <w:sz w:val="18"/>
+          <w:szCs w:val="18"/>
+          <w:lang w:val="en-GB"/>
+        </w:rPr>
+        <w:t xml:space="preserve"> Kasim Riau</w:t>
+      </w:r>
+      <w:r>
+        <w:rPr>
+          <w:sz w:val="18"/>
+          <w:szCs w:val="18"/>
         </w:rPr>
         <w:t xml:space="preserve">, </w:t>
       </w:r>
@@ -310,36 +318,6 @@
           <w:lang w:val="id-ID"/>
         </w:rPr>
         <w:t>Indonesia</w:t>
-      </w:r>
-      <w:r>
-        <w:rPr>
-          <w:sz w:val="18"/>
-          <w:szCs w:val="18"/>
-        </w:rPr>
-        <w:t xml:space="preserve"> </w:t>
-      </w:r>
-      <w:r>
-        <w:rPr>
-          <w:sz w:val="18"/>
-          <w:szCs w:val="18"/>
-        </w:rPr>
-        <w:t xml:space="preserve">(9 </w:t>
-      </w:r>
-      <w:proofErr w:type="spellStart"/>
-      <w:r>
-        <w:rPr>
-          <w:sz w:val="18"/>
-          <w:szCs w:val="18"/>
-        </w:rPr>
-        <w:t>pt</w:t>
-      </w:r>
-      <w:proofErr w:type="spellEnd"/>
-      <w:r>
-        <w:rPr>
-          <w:sz w:val="18"/>
-          <w:szCs w:val="18"/>
-        </w:rPr>
-        <w:t>)</w:t>
       </w:r>
     </w:p>
     <w:p>
@@ -843,7 +821,7 @@
               <w:jc w:val="both"/>
             </w:pPr>
             <w:r>
-              <w:t>First keyword</w:t>
+              <w:t>Esp32</w:t>
             </w:r>
           </w:p>
           <w:p>
@@ -851,7 +829,7 @@
               <w:jc w:val="both"/>
             </w:pPr>
             <w:r>
-              <w:t>Second keyword</w:t>
+              <w:t>Android</w:t>
             </w:r>
           </w:p>
           <w:p>
@@ -859,7 +837,10 @@
               <w:jc w:val="both"/>
             </w:pPr>
             <w:r>
-              <w:t>Third keyword</w:t>
+              <w:t>Location Based</w:t>
+            </w:r>
+            <w:r>
+              <w:t xml:space="preserve"> Tracking</w:t>
             </w:r>
           </w:p>
           <w:p>
@@ -867,7 +848,7 @@
               <w:jc w:val="both"/>
             </w:pPr>
             <w:r>
-              <w:t>Fourth keyword</w:t>
+              <w:t>Control System</w:t>
             </w:r>
           </w:p>
           <w:p>
@@ -875,7 +856,10 @@
               <w:jc w:val="both"/>
             </w:pPr>
             <w:r>
-              <w:t>Fifth keyword</w:t>
+              <w:t xml:space="preserve">Motorcycle </w:t>
+            </w:r>
+            <w:r>
+              <w:t>Safety</w:t>
             </w:r>
           </w:p>
           <w:p>
@@ -1029,7 +1013,7 @@
           </w:p>
           <w:p>
             <w:r>
-              <w:t>Name of Corresponding Author</w:t>
+              <w:t>Kelvin Anggara</w:t>
             </w:r>
             <w:r>
               <w:t xml:space="preserve">, </w:t>
@@ -1040,26 +1024,80 @@
               <w:t>Depart</w:t>
             </w:r>
             <w:r>
-              <w:t xml:space="preserve">ment of </w:t>
-            </w:r>
-            <w:r>
-              <w:t>Informatics</w:t>
+              <w:t>ment of</w:t>
+            </w:r>
+            <w:r>
+              <w:t xml:space="preserve"> </w:t>
+            </w:r>
+            <w:proofErr w:type="spellStart"/>
+            <w:r>
+              <w:t>Sains</w:t>
+            </w:r>
+            <w:proofErr w:type="spellEnd"/>
+            <w:r>
+              <w:t xml:space="preserve"> and Technology</w:t>
             </w:r>
             <w:r>
               <w:t>,</w:t>
             </w:r>
           </w:p>
           <w:p>
+            <w:pPr>
+              <w:rPr>
+                <w:lang w:val="en-GB"/>
+              </w:rPr>
+            </w:pPr>
             <w:r>
               <w:rPr>
                 <w:sz w:val="18"/>
                 <w:szCs w:val="18"/>
                 <w:lang w:val="id-ID"/>
               </w:rPr>
-              <w:t>UIN Sunan Gunung Djati Bandung</w:t>
-            </w:r>
-            <w:r>
-              <w:t>,</w:t>
+              <w:t xml:space="preserve">UIN </w:t>
+            </w:r>
+            <w:proofErr w:type="spellStart"/>
+            <w:r>
+              <w:rPr>
+                <w:sz w:val="18"/>
+                <w:szCs w:val="18"/>
+                <w:lang w:val="id-ID"/>
+              </w:rPr>
+              <w:t>Su</w:t>
+            </w:r>
+            <w:r>
+              <w:rPr>
+                <w:sz w:val="18"/>
+                <w:szCs w:val="18"/>
+                <w:lang w:val="en-GB"/>
+              </w:rPr>
+              <w:t>ltan</w:t>
+            </w:r>
+            <w:proofErr w:type="spellEnd"/>
+            <w:r>
+              <w:rPr>
+                <w:sz w:val="18"/>
+                <w:szCs w:val="18"/>
+                <w:lang w:val="en-GB"/>
+              </w:rPr>
+              <w:t xml:space="preserve"> </w:t>
+            </w:r>
+            <w:proofErr w:type="spellStart"/>
+            <w:r>
+              <w:rPr>
+                <w:sz w:val="18"/>
+                <w:szCs w:val="18"/>
+                <w:lang w:val="en-GB"/>
+              </w:rPr>
+              <w:t>Syarif</w:t>
+            </w:r>
+            <w:proofErr w:type="spellEnd"/>
+            <w:r>
+              <w:rPr>
+                <w:sz w:val="18"/>
+                <w:szCs w:val="18"/>
+                <w:lang w:val="en-GB"/>
+              </w:rPr>
+              <w:t xml:space="preserve"> Kasim Riau,</w:t>
             </w:r>
           </w:p>
           <w:p>
@@ -1070,23 +1108,29 @@
               <w:t>.</w:t>
             </w:r>
             <w:r>
-              <w:t xml:space="preserve"> AH. </w:t>
+              <w:t xml:space="preserve"> </w:t>
+            </w:r>
+            <w:r>
+              <w:t xml:space="preserve">HR. </w:t>
             </w:r>
             <w:proofErr w:type="spellStart"/>
             <w:r>
-              <w:t>Nasution</w:t>
+              <w:t>Soebrantas</w:t>
             </w:r>
             <w:proofErr w:type="spellEnd"/>
             <w:r>
-              <w:t xml:space="preserve"> No. 105 </w:t>
+              <w:t xml:space="preserve"> </w:t>
             </w:r>
             <w:proofErr w:type="spellStart"/>
             <w:r>
-              <w:t>Badung</w:t>
+              <w:t>Panam</w:t>
             </w:r>
             <w:proofErr w:type="spellEnd"/>
             <w:r>
-              <w:t>, Indonesia</w:t>
+              <w:t xml:space="preserve"> Km. 15 No. 155, </w:t>
+            </w:r>
+            <w:r>
+              <w:t>Indonesia</w:t>
             </w:r>
           </w:p>
           <w:p>
@@ -1102,7 +1146,16 @@
               <w:t xml:space="preserve">Email: </w:t>
             </w:r>
             <w:r>
-              <w:t>corresp-author@mail.com</w:t>
+              <w:t>kanggara75</w:t>
+            </w:r>
+            <w:r>
+              <w:t>@</w:t>
+            </w:r>
+            <w:r>
+              <w:t>g</w:t>
+            </w:r>
+            <w:r>
+              <w:t>mail.com</w:t>
             </w:r>
           </w:p>
         </w:tc>
@@ -1561,57 +1614,57 @@
         <w:rPr>
           <w:lang w:val="id-ID"/>
         </w:rPr>
-        <w:t xml:space="preserve">Literature review that has been done author used in the chapter "Introduction" to explain the difference of the manuscript with other papers, that it is innovative, it are used in the chapter "Research Method" to </w:t>
+        <w:t>Literature review that has been done author used in the chapter "Introduction" to explain the difference of the manuscript with other papers, that it is innovative, it are used in the chapter "Research Method" to describe the step of research and used in the chapter "Results and Discussion" to supp</w:t>
+      </w:r>
+      <w:r>
+        <w:rPr>
+          <w:lang w:val="id-ID"/>
+        </w:rPr>
+        <w:t xml:space="preserve">ort the analysis of the results </w:t>
+      </w:r>
+      <w:r>
+        <w:rPr>
+          <w:lang w:val="id-ID"/>
+        </w:rPr>
+        <w:fldChar w:fldCharType="begin" w:fldLock="1"/>
+      </w:r>
+      <w:r>
+        <w:rPr>
+          <w:lang w:val="id-ID"/>
+        </w:rPr>
+        <w:instrText>ADDIN CSL_CITATION {"citationItems":[{"id":"ITEM-1","itemData":{"DOI":"10.1109/CITSM.2017.8089233","ISBN":"978-1-5386-2739-6","author":[{"dropping-particle":"","family":"Gerhana","given":"Yana Aditia","non-dropping-particle":"","parse-names":false,"suffix":""},{"dropping-particle":"","family":"Atmadja","given":"Aldy Rialdy","non-dropping-particle":"","parse-names":false,"suffix":""},{"dropping-particle":"","family":"Zulfikar","given":"Wildan Budiawan","non-dropping-particle":"","parse-names":false,"suffix":""},{"dropping-particle":"","family":"Ashanti","given":"Nurida","non-dropping-particle":"","parse-names":false,"suffix":""}],"container-title":"2017 5th International Conference on Cyber and IT Service Management (CITSM)","id":"ITEM-1","issued":{"date-parts":[["2017","8"]]},"page":"1-5","publisher":"IEEE","title":"The implementation of K-nearest neighbor algorithm in case-based reasoning model for forming automatic answer identity and searching answer similarity of algorithm case","type":"paper-conference"},"uris":["http://www.mendeley.com/documents/?uuid=adf8f3d1-a1ff-4643-ad04-a868861b2fcd"]}],"mendeley":{"formattedCitation":"[2]","plainTextFormattedCitation":"[2]","previouslyFormattedCitation":"[2]"},"properties":{"noteIndex":0},"schema":"https://github.com/citation-style-language/schema/raw/master/csl-citation.json"}</w:instrText>
+      </w:r>
+      <w:r>
+        <w:rPr>
+          <w:lang w:val="id-ID"/>
+        </w:rPr>
+        <w:fldChar w:fldCharType="separate"/>
+      </w:r>
+      <w:r>
+        <w:rPr>
+          <w:noProof/>
+          <w:lang w:val="id-ID"/>
+        </w:rPr>
+        <w:t>[2]</w:t>
+      </w:r>
+      <w:r>
+        <w:rPr>
+          <w:lang w:val="id-ID"/>
+        </w:rPr>
+        <w:fldChar w:fldCharType="end"/>
+      </w:r>
+      <w:r>
+        <w:rPr>
+          <w:lang w:val="id-ID"/>
+        </w:rPr>
+        <w:t xml:space="preserve">. If the manuscript was written really have high originality, which proposed a new method or </w:t>
       </w:r>
       <w:r>
         <w:rPr>
           <w:lang w:val="id-ID"/>
         </w:rPr>
         <w:lastRenderedPageBreak/>
-        <w:t>describe the step of research and used in the chapter "Results and Discussion" to supp</w:t>
-      </w:r>
-      <w:r>
-        <w:rPr>
-          <w:lang w:val="id-ID"/>
-        </w:rPr>
-        <w:t xml:space="preserve">ort the analysis of the results </w:t>
-      </w:r>
-      <w:r>
-        <w:rPr>
-          <w:lang w:val="id-ID"/>
-        </w:rPr>
-        <w:fldChar w:fldCharType="begin" w:fldLock="1"/>
-      </w:r>
-      <w:r>
-        <w:rPr>
-          <w:lang w:val="id-ID"/>
-        </w:rPr>
-        <w:instrText>ADDIN CSL_CITATION {"citationItems":[{"id":"ITEM-1","itemData":{"DOI":"10.1109/CITSM.2017.8089233","ISBN":"978-1-5386-2739-6","author":[{"dropping-particle":"","family":"Gerhana","given":"Yana Aditia","non-dropping-particle":"","parse-names":false,"suffix":""},{"dropping-particle":"","family":"Atmadja","given":"Aldy Rialdy","non-dropping-particle":"","parse-names":false,"suffix":""},{"dropping-particle":"","family":"Zulfikar","given":"Wildan Budiawan","non-dropping-particle":"","parse-names":false,"suffix":""},{"dropping-particle":"","family":"Ashanti","given":"Nurida","non-dropping-particle":"","parse-names":false,"suffix":""}],"container-title":"2017 5th International Conference on Cyber and IT Service Management (CITSM)","id":"ITEM-1","issued":{"date-parts":[["2017","8"]]},"page":"1-5","publisher":"IEEE","title":"The implementation of K-nearest neighbor algorithm in case-based reasoning model for forming automatic answer identity and searching answer similarity of algorithm case","type":"paper-conference"},"uris":["http://www.mendeley.com/documents/?uuid=adf8f3d1-a1ff-4643-ad04-a868861b2fcd"]}],"mendeley":{"formattedCitation":"[2]","plainTextFormattedCitation":"[2]","previouslyFormattedCitation":"[2]"},"properties":{"noteIndex":0},"schema":"https://github.com/citation-style-language/schema/raw/master/csl-citation.json"}</w:instrText>
-      </w:r>
-      <w:r>
-        <w:rPr>
-          <w:lang w:val="id-ID"/>
-        </w:rPr>
-        <w:fldChar w:fldCharType="separate"/>
-      </w:r>
-      <w:r>
-        <w:rPr>
-          <w:noProof/>
-          <w:lang w:val="id-ID"/>
-        </w:rPr>
-        <w:t>[2]</w:t>
-      </w:r>
-      <w:r>
-        <w:rPr>
-          <w:lang w:val="id-ID"/>
-        </w:rPr>
-        <w:fldChar w:fldCharType="end"/>
-      </w:r>
-      <w:r>
-        <w:rPr>
-          <w:lang w:val="id-ID"/>
-        </w:rPr>
-        <w:t xml:space="preserve">. If the manuscript was written really have high originality, which proposed a new method or algorithm, the additional chapter after the "Introduction" chapter and before the "Research Method" chapter can be added to explain briefly </w:t>
+        <w:t xml:space="preserve">algorithm, the additional chapter after the "Introduction" chapter and before the "Research Method" chapter can be added to explain briefly </w:t>
       </w:r>
       <w:r>
         <w:t xml:space="preserve">the theory and/or </w:t>
@@ -2763,7 +2816,6 @@
           <w:b/>
           <w:lang w:val="id-ID"/>
         </w:rPr>
-        <w:lastRenderedPageBreak/>
         <w:t>REFERENCES</w:t>
       </w:r>
       <w:r>
@@ -2797,6 +2849,7 @@
           <w:sz w:val="18"/>
           <w:szCs w:val="18"/>
         </w:rPr>
+        <w:lastRenderedPageBreak/>
         <w:t>The main references are international journals and proceeding</w:t>
       </w:r>
       <w:r>
@@ -3375,7 +3428,63 @@
               <w:sz w:val="18"/>
               <w:szCs w:val="18"/>
             </w:rPr>
-            <w:t xml:space="preserve">Title of manuscript is short and clear, implies research results </w:t>
+            <w:t xml:space="preserve">Smart Early Warning System </w:t>
+          </w:r>
+          <w:r>
+            <w:rPr>
+              <w:rFonts w:ascii="Segoe UI" w:hAnsi="Segoe UI" w:cs="Segoe UI"/>
+              <w:i/>
+              <w:sz w:val="18"/>
+              <w:szCs w:val="18"/>
+            </w:rPr>
+            <w:t>for</w:t>
+          </w:r>
+          <w:r>
+            <w:rPr>
+              <w:rFonts w:ascii="Segoe UI" w:hAnsi="Segoe UI" w:cs="Segoe UI"/>
+              <w:i/>
+              <w:sz w:val="18"/>
+              <w:szCs w:val="18"/>
+            </w:rPr>
+            <w:t xml:space="preserve"> </w:t>
+          </w:r>
+          <w:r>
+            <w:rPr>
+              <w:rFonts w:ascii="Segoe UI" w:hAnsi="Segoe UI" w:cs="Segoe UI"/>
+              <w:i/>
+              <w:sz w:val="18"/>
+              <w:szCs w:val="18"/>
+            </w:rPr>
+            <w:t xml:space="preserve">Motorcycle Safety Based </w:t>
+          </w:r>
+          <w:proofErr w:type="spellStart"/>
+          <w:r>
+            <w:rPr>
+              <w:rFonts w:ascii="Segoe UI" w:hAnsi="Segoe UI" w:cs="Segoe UI"/>
+              <w:i/>
+              <w:sz w:val="18"/>
+              <w:szCs w:val="18"/>
+            </w:rPr>
+            <w:t>Xtensa</w:t>
+          </w:r>
+          <w:proofErr w:type="spellEnd"/>
+          <w:r>
+            <w:rPr>
+              <w:rFonts w:ascii="Segoe UI" w:hAnsi="Segoe UI" w:cs="Segoe UI"/>
+              <w:i/>
+              <w:sz w:val="18"/>
+              <w:szCs w:val="18"/>
+            </w:rPr>
+            <w:t xml:space="preserve"> LX6 Processor</w:t>
+          </w:r>
+          <w:r>
+            <w:rPr>
+              <w:rFonts w:ascii="Segoe UI" w:hAnsi="Segoe UI" w:cs="Segoe UI"/>
+              <w:i/>
+              <w:sz w:val="18"/>
+              <w:szCs w:val="18"/>
+            </w:rPr>
+            <w:t xml:space="preserve"> </w:t>
           </w:r>
         </w:p>
         <w:p>
@@ -3395,7 +3504,16 @@
               <w:sz w:val="18"/>
               <w:szCs w:val="18"/>
             </w:rPr>
-            <w:t>(Author</w:t>
+            <w:t>(</w:t>
+          </w:r>
+          <w:r>
+            <w:rPr>
+              <w:rFonts w:ascii="Segoe UI" w:hAnsi="Segoe UI" w:cs="Segoe UI"/>
+              <w:i/>
+              <w:sz w:val="18"/>
+              <w:szCs w:val="18"/>
+            </w:rPr>
+            <w:t>Kelvin Anggara</w:t>
           </w:r>
           <w:r>
             <w:rPr>
@@ -3406,71 +3524,6 @@
               <w:vertAlign w:val="superscript"/>
             </w:rPr>
             <w:t>1</w:t>
-          </w:r>
-          <w:r>
-            <w:rPr>
-              <w:rFonts w:ascii="Segoe UI" w:hAnsi="Segoe UI" w:cs="Segoe UI"/>
-              <w:i/>
-              <w:sz w:val="18"/>
-              <w:szCs w:val="18"/>
-            </w:rPr>
-            <w:t>,</w:t>
-          </w:r>
-          <w:r>
-            <w:rPr>
-              <w:rFonts w:ascii="Segoe UI" w:hAnsi="Segoe UI" w:cs="Segoe UI"/>
-              <w:i/>
-              <w:sz w:val="18"/>
-              <w:szCs w:val="18"/>
-            </w:rPr>
-            <w:t xml:space="preserve"> Author</w:t>
-          </w:r>
-          <w:r>
-            <w:rPr>
-              <w:rFonts w:ascii="Segoe UI" w:hAnsi="Segoe UI" w:cs="Segoe UI"/>
-              <w:i/>
-              <w:sz w:val="18"/>
-              <w:szCs w:val="18"/>
-              <w:vertAlign w:val="superscript"/>
-            </w:rPr>
-            <w:t>2</w:t>
-          </w:r>
-          <w:r>
-            <w:rPr>
-              <w:rFonts w:ascii="Segoe UI" w:hAnsi="Segoe UI" w:cs="Segoe UI"/>
-              <w:i/>
-              <w:sz w:val="18"/>
-              <w:szCs w:val="18"/>
-            </w:rPr>
-            <w:t xml:space="preserve">, </w:t>
-          </w:r>
-          <w:r>
-            <w:rPr>
-              <w:rFonts w:ascii="Segoe UI" w:hAnsi="Segoe UI" w:cs="Segoe UI"/>
-              <w:i/>
-              <w:sz w:val="18"/>
-              <w:szCs w:val="18"/>
-            </w:rPr>
-            <w:t>Author</w:t>
-          </w:r>
-          <w:r>
-            <w:rPr>
-              <w:rFonts w:ascii="Segoe UI" w:hAnsi="Segoe UI" w:cs="Segoe UI"/>
-              <w:i/>
-              <w:sz w:val="18"/>
-              <w:szCs w:val="18"/>
-              <w:vertAlign w:val="superscript"/>
-            </w:rPr>
-            <w:t>3</w:t>
-          </w:r>
-          <w:r>
-            <w:rPr>
-              <w:rFonts w:ascii="Segoe UI" w:hAnsi="Segoe UI" w:cs="Segoe UI"/>
-              <w:i/>
-              <w:sz w:val="18"/>
-              <w:szCs w:val="18"/>
-            </w:rPr>
-            <w:t xml:space="preserve"> </w:t>
           </w:r>
           <w:r>
             <w:rPr>
@@ -6032,6 +6085,7 @@
     <w:lsdException w:name="HTML Sample" w:semiHidden="1" w:unhideWhenUsed="1"/>
     <w:lsdException w:name="HTML Typewriter" w:semiHidden="1" w:unhideWhenUsed="1"/>
     <w:lsdException w:name="HTML Variable" w:semiHidden="1" w:unhideWhenUsed="1"/>
+    <w:lsdException w:name="Normal Table" w:semiHidden="1" w:unhideWhenUsed="1"/>
     <w:lsdException w:name="annotation subject" w:semiHidden="1" w:unhideWhenUsed="1"/>
     <w:lsdException w:name="No List" w:semiHidden="1" w:unhideWhenUsed="1"/>
     <w:lsdException w:name="Outline List 1" w:semiHidden="1" w:unhideWhenUsed="1"/>
@@ -6074,8 +6128,11 @@
     <w:lsdException w:name="Table Contemporary" w:semiHidden="1" w:unhideWhenUsed="1"/>
     <w:lsdException w:name="Table Elegant" w:semiHidden="1" w:unhideWhenUsed="1"/>
     <w:lsdException w:name="Table Professional" w:semiHidden="1" w:unhideWhenUsed="1"/>
+    <w:lsdException w:name="Table Subtle 1" w:semiHidden="1" w:unhideWhenUsed="1"/>
     <w:lsdException w:name="Table Subtle 2" w:semiHidden="1" w:unhideWhenUsed="1"/>
     <w:lsdException w:name="Table Web 1" w:semiHidden="1" w:unhideWhenUsed="1"/>
+    <w:lsdException w:name="Table Web 2" w:semiHidden="1" w:unhideWhenUsed="1"/>
+    <w:lsdException w:name="Table Web 3" w:semiHidden="1" w:unhideWhenUsed="1"/>
     <w:lsdException w:name="Balloon Text" w:semiHidden="1" w:unhideWhenUsed="1"/>
     <w:lsdException w:name="Table Grid" w:uiPriority="59"/>
     <w:lsdException w:name="Table Theme" w:semiHidden="1" w:unhideWhenUsed="1"/>
@@ -6469,6 +6526,7 @@
   <w:style w:type="character" w:default="1" w:styleId="DefaultParagraphFont">
     <w:name w:val="Default Paragraph Font"/>
     <w:uiPriority w:val="1"/>
+    <w:semiHidden/>
     <w:unhideWhenUsed/>
   </w:style>
   <w:style w:type="table" w:default="1" w:styleId="TableNormal">
